--- a/docs/manual/dist/CGA Getting Started (fr).docx
+++ b/docs/manual/dist/CGA Getting Started (fr).docx
@@ -25,17 +25,6 @@
           <w:i w:val="0"/>
           <w:sz w:val="21"/>
         </w:rPr>
-        <w:t>Statut : création de contenu terminée, en attente de vérification de l'exécution</w:t>
-      </w:r>
-    </w:p>
-    <w:p>
-      <w:r>
-        <w:rPr>
-          <w:rFonts w:ascii="Arial" w:hAnsi="Arial" w:eastAsia="Arial"/>
-          <w:b w:val="0"/>
-          <w:i w:val="0"/>
-          <w:sz w:val="21"/>
-        </w:rPr>
         <w:t>Public : utilisateurs nouveaux sur CGA</w:t>
       </w:r>
     </w:p>
@@ -48,21 +37,6 @@
           <w:sz w:val="21"/>
         </w:rPr>
         <w:t>Ce document vous guide dans la création de votre premier bot dans CGA et dans l'affichage des résultats de vos premiers tests. Suivez étape par étape, vérifiez les résultats attendus de chaque étape avant de passer à l'étape suivante.</w:t>
-      </w:r>
-    </w:p>
-    <w:p>
-      <w:pPr>
-        <w:spacing w:before="80" w:after="160"/>
-        <w:ind w:left="288" w:right="288"/>
-      </w:pPr>
-      <w:r>
-        <w:rPr>
-          <w:rFonts w:ascii="Arial" w:hAnsi="Arial" w:eastAsia="Arial"/>
-          <w:i/>
-          <w:color w:val="5F6368"/>
-          <w:sz w:val="19"/>
-        </w:rPr>
-        <w:t>La soumission de la création du bot et l'exécution du simulateur ont été confirmées par un robot de vérification. L'apprentissage ML n'est pas terminé même si l'enregistrement de la file d'attente a été confirmé, de sorte que le chemin de réussite après la fin de l'apprentissage n'est pas considéré comme une procédure de confirmation opérationnelle.</w:t>
       </w:r>
     </w:p>
     <w:p>
@@ -1621,21 +1595,6 @@
     </w:p>
     <w:p>
       <w:pPr>
-        <w:spacing w:before="80" w:after="160"/>
-        <w:ind w:left="288" w:right="288"/>
-      </w:pPr>
-      <w:r>
-        <w:rPr>
-          <w:rFonts w:ascii="Arial" w:hAnsi="Arial" w:eastAsia="Arial"/>
-          <w:i/>
-          <w:color w:val="5F6368"/>
-          <w:sz w:val="19"/>
-        </w:rPr>
-        <w:t>Le résultat de la création du robot de vérification et le déplacement de l'écran vers la version `v1` ont été confirmés. La demande d'apprentissage a été enregistrée dans la file d'attente, mais le statut `Non entraîné` a été conservé après l'actualisation et il n'y a eu aucun résultat dans l'historique d'apprentissage.</w:t>
-      </w:r>
-    </w:p>
-    <w:p>
-      <w:pPr>
         <w:pStyle w:val="Heading2"/>
       </w:pPr>
       <w:r>
@@ -1801,17 +1760,6 @@
           <w:sz w:val="21"/>
         </w:rPr>
         <w:t>Si un problème survient</w:t>
-      </w:r>
-    </w:p>
-    <w:p>
-      <w:r>
-        <w:rPr>
-          <w:rFonts w:ascii="Arial" w:hAnsi="Arial" w:eastAsia="Arial"/>
-          <w:b w:val="0"/>
-          <w:i w:val="0"/>
-          <w:sz w:val="21"/>
-        </w:rPr>
-        <w:t>S'il n'y a pas de réponse ou si elle est différente de celle attendue, vérifiez d'abord le bot/la version, l'état de la formation ou de l'index, le moteur sélectionné et la méthode de réponse. Le robot de vérification affichait `Intention non classée` et `Impossible de classer les intentions car aucune phrase d’entraînement n’est disponible` sans que la formation soit terminée.</w:t>
       </w:r>
     </w:p>
     <w:p>
@@ -2029,19 +1977,6 @@
           <w:sz w:val="21"/>
         </w:rPr>
         <w:t>[Guide d'utilisation CGA NLU](../cga-nlu-guide/README.md)</w:t>
-      </w:r>
-    </w:p>
-    <w:p>
-      <w:pPr>
-        <w:pStyle w:val="ListBullet"/>
-        <w:spacing w:after="80"/>
-      </w:pPr>
-      <w:r>
-        <w:rPr>
-          <w:rFonts w:ascii="Arial" w:hAnsi="Arial" w:eastAsia="Arial"/>
-          <w:sz w:val="21"/>
-        </w:rPr>
-        <w:t>[Tableau de vérification des fonctions](../cga-manual-verification-matrix.md)</w:t>
       </w:r>
     </w:p>
     <w:sectPr>

--- a/docs/manual/dist/CGA Getting Started (fr).docx
+++ b/docs/manual/dist/CGA Getting Started (fr).docx
@@ -72,6 +72,8 @@
       <w:r>
         <w:rPr>
           <w:rFonts w:ascii="Arial" w:hAnsi="Arial" w:eastAsia="Arial"/>
+          <w:b w:val="0"/>
+          <w:i w:val="0"/>
           <w:sz w:val="21"/>
         </w:rPr>
         <w:t>Vous pouvez préparer les informations nécessaires avant de créer un nouveau bot.</w:t>
@@ -85,6 +87,8 @@
       <w:r>
         <w:rPr>
           <w:rFonts w:ascii="Arial" w:hAnsi="Arial" w:eastAsia="Arial"/>
+          <w:b w:val="0"/>
+          <w:i w:val="0"/>
           <w:sz w:val="21"/>
         </w:rPr>
         <w:t>Vous pouvez décider quelle méthode NLU choisir parmi ML·Semantic·LLM.</w:t>
@@ -98,6 +102,8 @@
       <w:r>
         <w:rPr>
           <w:rFonts w:ascii="Arial" w:hAnsi="Arial" w:eastAsia="Arial"/>
+          <w:b w:val="0"/>
+          <w:i w:val="0"/>
           <w:sz w:val="21"/>
         </w:rPr>
         <w:t>Vous pouvez vérifier le modèle, la méthode de réponse et l'état du support sur l'écran de création.</w:t>
@@ -111,6 +117,8 @@
       <w:r>
         <w:rPr>
           <w:rFonts w:ascii="Arial" w:hAnsi="Arial" w:eastAsia="Arial"/>
+          <w:b w:val="0"/>
+          <w:i w:val="0"/>
           <w:sz w:val="21"/>
         </w:rPr>
         <w:t>Après avoir créé votre bot, vous saurez quoi rechercher lors de la formation ou de l'indexation et des premiers tests.</w:t>
@@ -138,6 +146,8 @@
       <w:r>
         <w:rPr>
           <w:rFonts w:ascii="Arial" w:hAnsi="Arial" w:eastAsia="Arial"/>
+          <w:b w:val="0"/>
+          <w:i w:val="0"/>
           <w:sz w:val="21"/>
         </w:rPr>
         <w:t>Compte CGA Studio</w:t>
@@ -151,6 +161,8 @@
       <w:r>
         <w:rPr>
           <w:rFonts w:ascii="Arial" w:hAnsi="Arial" w:eastAsia="Arial"/>
+          <w:b w:val="0"/>
+          <w:i w:val="0"/>
           <w:sz w:val="21"/>
         </w:rPr>
         <w:t>Nom du bot à créer</w:t>
@@ -164,6 +176,8 @@
       <w:r>
         <w:rPr>
           <w:rFonts w:ascii="Arial" w:hAnsi="Arial" w:eastAsia="Arial"/>
+          <w:b w:val="0"/>
+          <w:i w:val="0"/>
           <w:sz w:val="21"/>
         </w:rPr>
         <w:t>Un court énoncé utilisateur à utiliser pour les tests.</w:t>
@@ -177,6 +191,8 @@
       <w:r>
         <w:rPr>
           <w:rFonts w:ascii="Arial" w:hAnsi="Arial" w:eastAsia="Arial"/>
+          <w:b w:val="0"/>
+          <w:i w:val="0"/>
           <w:sz w:val="21"/>
         </w:rPr>
         <w:t>Choix par défaut pour la méthode NLU à utiliser</w:t>
@@ -190,7 +206,61 @@
           <w:i w:val="0"/>
           <w:sz w:val="21"/>
         </w:rPr>
-        <w:t>Lors de l'apprentissage de l'écran pour la première fois, il est recommandé de vérifier l'écran en fonction de la combinaison de `ML` et `Réponse fixe`. Cette combinaison est affichée sous la forme `Prêt à exécuter/entraîner` dans l'écran de création actuel. La réussite réelle de la création et de l’apprentissage nécessite une vérification distincte.</w:t>
+        <w:t xml:space="preserve">Lors de l'apprentissage de l'écran pour la première fois, il est recommandé de vérifier l'écran en fonction de la combinaison de </w:t>
+      </w:r>
+      <w:r>
+        <w:rPr>
+          <w:rFonts w:ascii="Arial" w:hAnsi="Arial" w:eastAsia="Arial"/>
+          <w:b/>
+          <w:i w:val="0"/>
+          <w:sz w:val="21"/>
+        </w:rPr>
+        <w:t>ML</w:t>
+      </w:r>
+      <w:r>
+        <w:rPr>
+          <w:rFonts w:ascii="Arial" w:hAnsi="Arial" w:eastAsia="Arial"/>
+          <w:b w:val="0"/>
+          <w:i w:val="0"/>
+          <w:sz w:val="21"/>
+        </w:rPr>
+        <w:t xml:space="preserve"> et </w:t>
+      </w:r>
+      <w:r>
+        <w:rPr>
+          <w:rFonts w:ascii="Arial" w:hAnsi="Arial" w:eastAsia="Arial"/>
+          <w:b/>
+          <w:i w:val="0"/>
+          <w:sz w:val="21"/>
+        </w:rPr>
+        <w:t>Réponse fixe</w:t>
+      </w:r>
+      <w:r>
+        <w:rPr>
+          <w:rFonts w:ascii="Arial" w:hAnsi="Arial" w:eastAsia="Arial"/>
+          <w:b w:val="0"/>
+          <w:i w:val="0"/>
+          <w:sz w:val="21"/>
+        </w:rPr>
+        <w:t xml:space="preserve">. Cette combinaison est affichée sous la forme </w:t>
+      </w:r>
+      <w:r>
+        <w:rPr>
+          <w:rFonts w:ascii="Arial" w:hAnsi="Arial" w:eastAsia="Arial"/>
+          <w:b/>
+          <w:i w:val="0"/>
+          <w:sz w:val="21"/>
+        </w:rPr>
+        <w:t>Prêt à exécuter/entraîner</w:t>
+      </w:r>
+      <w:r>
+        <w:rPr>
+          <w:rFonts w:ascii="Arial" w:hAnsi="Arial" w:eastAsia="Arial"/>
+          <w:b w:val="0"/>
+          <w:i w:val="0"/>
+          <w:sz w:val="21"/>
+        </w:rPr>
+        <w:t xml:space="preserve"> dans l'écran de création actuel. La réussite réelle de la création et de l’apprentissage nécessite une vérification distincte.</w:t>
       </w:r>
     </w:p>
     <w:p>
@@ -201,7 +271,25 @@
           <w:i w:val="0"/>
           <w:sz w:val="21"/>
         </w:rPr>
-        <w:t>Si vous avez besoin de critères de sélection détaillés pour le moteur, veuillez d'abord consulter le [Guide d'utilisation NLU](../cga-nlu-guide/README.md).</w:t>
+        <w:t xml:space="preserve">Si vous avez besoin de critères de sélection détaillés pour le moteur, veuillez d'abord consulter le </w:t>
+      </w:r>
+      <w:r>
+        <w:rPr>
+          <w:rFonts w:ascii="Arial" w:hAnsi="Arial" w:eastAsia="Arial"/>
+          <w:b w:val="0"/>
+          <w:i w:val="0"/>
+          <w:sz w:val="21"/>
+        </w:rPr>
+        <w:t>Guide d'utilisation NLU</w:t>
+      </w:r>
+      <w:r>
+        <w:rPr>
+          <w:rFonts w:ascii="Arial" w:hAnsi="Arial" w:eastAsia="Arial"/>
+          <w:b w:val="0"/>
+          <w:i w:val="0"/>
+          <w:sz w:val="21"/>
+        </w:rPr>
+        <w:t>.</w:t>
       </w:r>
     </w:p>
     <w:p>
@@ -263,6 +351,7 @@
               <w:rPr>
                 <w:rFonts w:ascii="Arial" w:hAnsi="Arial" w:eastAsia="Arial"/>
                 <w:b/>
+                <w:i w:val="0"/>
                 <w:color w:val="1F4D78"/>
                 <w:sz w:val="18"/>
               </w:rPr>
@@ -291,6 +380,7 @@
               <w:rPr>
                 <w:rFonts w:ascii="Arial" w:hAnsi="Arial" w:eastAsia="Arial"/>
                 <w:b/>
+                <w:i w:val="0"/>
                 <w:color w:val="1F4D78"/>
                 <w:sz w:val="18"/>
               </w:rPr>
@@ -320,6 +410,7 @@
               <w:rPr>
                 <w:rFonts w:ascii="Arial" w:hAnsi="Arial" w:eastAsia="Arial"/>
                 <w:b w:val="0"/>
+                <w:i w:val="0"/>
                 <w:sz w:val="18"/>
               </w:rPr>
               <w:t>nom du robot</w:t>
@@ -346,6 +437,7 @@
               <w:rPr>
                 <w:rFonts w:ascii="Arial" w:hAnsi="Arial" w:eastAsia="Arial"/>
                 <w:b w:val="0"/>
+                <w:i w:val="0"/>
                 <w:sz w:val="18"/>
               </w:rPr>
               <w:t>Demande de vacances Testbot</w:t>
@@ -374,6 +466,7 @@
               <w:rPr>
                 <w:rFonts w:ascii="Arial" w:hAnsi="Arial" w:eastAsia="Arial"/>
                 <w:b w:val="0"/>
+                <w:i w:val="0"/>
                 <w:sz w:val="18"/>
               </w:rPr>
               <w:t>intention</w:t>
@@ -400,6 +493,7 @@
               <w:rPr>
                 <w:rFonts w:ascii="Arial" w:hAnsi="Arial" w:eastAsia="Arial"/>
                 <w:b w:val="0"/>
+                <w:i w:val="0"/>
                 <w:sz w:val="18"/>
               </w:rPr>
               <w:t>Vérifier les jours de vacances restants</w:t>
@@ -428,6 +522,7 @@
               <w:rPr>
                 <w:rFonts w:ascii="Arial" w:hAnsi="Arial" w:eastAsia="Arial"/>
                 <w:b w:val="0"/>
+                <w:i w:val="0"/>
                 <w:sz w:val="18"/>
               </w:rPr>
               <w:t>Exemple de phrases d'apprentissage</w:t>
@@ -454,6 +549,7 @@
               <w:rPr>
                 <w:rFonts w:ascii="Arial" w:hAnsi="Arial" w:eastAsia="Arial"/>
                 <w:b w:val="0"/>
+                <w:i w:val="0"/>
                 <w:sz w:val="18"/>
               </w:rPr>
               <w:t>Combien de jours reste-t-il en vacances ?</w:t>
@@ -482,6 +578,7 @@
               <w:rPr>
                 <w:rFonts w:ascii="Arial" w:hAnsi="Arial" w:eastAsia="Arial"/>
                 <w:b w:val="0"/>
+                <w:i w:val="0"/>
                 <w:sz w:val="18"/>
               </w:rPr>
               <w:t>tester l'allumage</w:t>
@@ -508,6 +605,7 @@
               <w:rPr>
                 <w:rFonts w:ascii="Arial" w:hAnsi="Arial" w:eastAsia="Arial"/>
                 <w:b w:val="0"/>
+                <w:i w:val="0"/>
                 <w:sz w:val="18"/>
               </w:rPr>
               <w:t>Combien de vacances reste-t-il ?</w:t>
@@ -536,6 +634,7 @@
               <w:rPr>
                 <w:rFonts w:ascii="Arial" w:hAnsi="Arial" w:eastAsia="Arial"/>
                 <w:b w:val="0"/>
+                <w:i w:val="0"/>
                 <w:sz w:val="18"/>
               </w:rPr>
               <w:t>Méthode de première réponse</w:t>
@@ -562,6 +661,7 @@
               <w:rPr>
                 <w:rFonts w:ascii="Arial" w:hAnsi="Arial" w:eastAsia="Arial"/>
                 <w:b w:val="0"/>
+                <w:i w:val="0"/>
                 <w:sz w:val="18"/>
               </w:rPr>
               <w:t>réponse établie</w:t>
@@ -637,41 +737,47 @@
     </w:p>
     <w:p>
       <w:pPr>
-        <w:pStyle w:val="ListNumber"/>
         <w:spacing w:after="80"/>
+        <w:ind w:left="360" w:hanging="288"/>
       </w:pPr>
       <w:r>
         <w:rPr>
           <w:rFonts w:ascii="Arial" w:hAnsi="Arial" w:eastAsia="Arial"/>
+          <w:b w:val="0"/>
+          <w:i w:val="0"/>
           <w:sz w:val="21"/>
         </w:rPr>
-        <w:t>Ouvre l'écran de connexion de CGA Studio.</w:t>
+        <w:t>1. Ouvre l'écran de connexion de CGA Studio.</w:t>
       </w:r>
     </w:p>
     <w:p>
       <w:pPr>
-        <w:pStyle w:val="ListNumber"/>
         <w:spacing w:after="80"/>
+        <w:ind w:left="360" w:hanging="288"/>
       </w:pPr>
       <w:r>
         <w:rPr>
           <w:rFonts w:ascii="Arial" w:hAnsi="Arial" w:eastAsia="Arial"/>
+          <w:b w:val="0"/>
+          <w:i w:val="0"/>
           <w:sz w:val="21"/>
         </w:rPr>
-        <w:t>Saisissez les informations de votre compte.</w:t>
+        <w:t>2. Saisissez les informations de votre compte.</w:t>
       </w:r>
     </w:p>
     <w:p>
       <w:pPr>
-        <w:pStyle w:val="ListNumber"/>
         <w:spacing w:after="80"/>
+        <w:ind w:left="360" w:hanging="288"/>
       </w:pPr>
       <w:r>
         <w:rPr>
           <w:rFonts w:ascii="Arial" w:hAnsi="Arial" w:eastAsia="Arial"/>
+          <w:b w:val="0"/>
+          <w:i w:val="0"/>
           <w:sz w:val="21"/>
         </w:rPr>
-        <w:t>Sélectionnez le bouton Connexion.</w:t>
+        <w:t>3. Sélectionnez le bouton Connexion.</w:t>
       </w:r>
     </w:p>
     <w:p>
@@ -779,93 +885,179 @@
     </w:p>
     <w:p>
       <w:pPr>
-        <w:pStyle w:val="ListNumber"/>
         <w:spacing w:after="80"/>
+        <w:ind w:left="360" w:hanging="288"/>
       </w:pPr>
       <w:r>
         <w:rPr>
           <w:rFonts w:ascii="Arial" w:hAnsi="Arial" w:eastAsia="Arial"/>
+          <w:b w:val="0"/>
+          <w:i w:val="0"/>
           <w:sz w:val="21"/>
         </w:rPr>
-        <w:t>Accédez à l'écran de création de bot.</w:t>
+        <w:t>1. Accédez à l'écran de création de bot.</w:t>
       </w:r>
     </w:p>
     <w:p>
       <w:pPr>
-        <w:pStyle w:val="ListNumber"/>
         <w:spacing w:after="80"/>
+        <w:ind w:left="360" w:hanging="288"/>
       </w:pPr>
       <w:r>
         <w:rPr>
           <w:rFonts w:ascii="Arial" w:hAnsi="Arial" w:eastAsia="Arial"/>
+          <w:b w:val="0"/>
+          <w:i w:val="0"/>
           <w:sz w:val="21"/>
         </w:rPr>
-        <w:t>Sélectionnez `Bot` dans Type de robot.</w:t>
+        <w:t xml:space="preserve">2. Sélectionnez </w:t>
+      </w:r>
+      <w:r>
+        <w:rPr>
+          <w:rFonts w:ascii="Arial" w:hAnsi="Arial" w:eastAsia="Arial"/>
+          <w:b/>
+          <w:i w:val="0"/>
+          <w:sz w:val="21"/>
+        </w:rPr>
+        <w:t>Bot</w:t>
+      </w:r>
+      <w:r>
+        <w:rPr>
+          <w:rFonts w:ascii="Arial" w:hAnsi="Arial" w:eastAsia="Arial"/>
+          <w:b w:val="0"/>
+          <w:i w:val="0"/>
+          <w:sz w:val="21"/>
+        </w:rPr>
+        <w:t xml:space="preserve"> dans Type de robot.</w:t>
       </w:r>
     </w:p>
     <w:p>
       <w:pPr>
-        <w:pStyle w:val="ListNumber"/>
         <w:spacing w:after="80"/>
+        <w:ind w:left="360" w:hanging="288"/>
       </w:pPr>
       <w:r>
         <w:rPr>
           <w:rFonts w:ascii="Arial" w:hAnsi="Arial" w:eastAsia="Arial"/>
+          <w:b w:val="0"/>
+          <w:i w:val="0"/>
           <w:sz w:val="21"/>
         </w:rPr>
-        <w:t>Sélectionnez le type de texte ou le type de voix.</w:t>
+        <w:t>3. Sélectionnez le type de texte ou le type de voix.</w:t>
       </w:r>
     </w:p>
     <w:p>
       <w:pPr>
-        <w:pStyle w:val="ListNumber"/>
         <w:spacing w:after="80"/>
+        <w:ind w:left="360" w:hanging="288"/>
       </w:pPr>
       <w:r>
         <w:rPr>
           <w:rFonts w:ascii="Arial" w:hAnsi="Arial" w:eastAsia="Arial"/>
+          <w:b w:val="0"/>
+          <w:i w:val="0"/>
           <w:sz w:val="21"/>
         </w:rPr>
-        <w:t>Vous pouvez maintenant sélectionner une image PC dans la zone de profil.</w:t>
+        <w:t>4. Vous pouvez maintenant sélectionner une image PC dans la zone de profil.</w:t>
       </w:r>
     </w:p>
     <w:p>
       <w:pPr>
-        <w:pStyle w:val="ListNumber"/>
         <w:spacing w:after="80"/>
+        <w:ind w:left="360" w:hanging="288"/>
       </w:pPr>
       <w:r>
         <w:rPr>
           <w:rFonts w:ascii="Arial" w:hAnsi="Arial" w:eastAsia="Arial"/>
+          <w:b w:val="0"/>
+          <w:i w:val="0"/>
           <w:sz w:val="21"/>
         </w:rPr>
-        <w:t>Saisissez le nom du robot dans le champ `Saisissez le nom du bot.`.</w:t>
+        <w:t xml:space="preserve">5. Saisissez le nom du robot dans le champ </w:t>
+      </w:r>
+      <w:r>
+        <w:rPr>
+          <w:rFonts w:ascii="Arial" w:hAnsi="Arial" w:eastAsia="Arial"/>
+          <w:b/>
+          <w:i w:val="0"/>
+          <w:sz w:val="21"/>
+        </w:rPr>
+        <w:t>Saisissez le nom du bot.</w:t>
+      </w:r>
+      <w:r>
+        <w:rPr>
+          <w:rFonts w:ascii="Arial" w:hAnsi="Arial" w:eastAsia="Arial"/>
+          <w:b w:val="0"/>
+          <w:i w:val="0"/>
+          <w:sz w:val="21"/>
+        </w:rPr>
+        <w:t>.</w:t>
       </w:r>
     </w:p>
     <w:p>
       <w:pPr>
-        <w:pStyle w:val="ListNumber"/>
         <w:spacing w:after="80"/>
+        <w:ind w:left="360" w:hanging="288"/>
       </w:pPr>
       <w:r>
         <w:rPr>
           <w:rFonts w:ascii="Arial" w:hAnsi="Arial" w:eastAsia="Arial"/>
+          <w:b w:val="0"/>
+          <w:i w:val="0"/>
           <w:sz w:val="21"/>
         </w:rPr>
-        <w:t>Vérifiez `Coréen` dans la langue.</w:t>
+        <w:t xml:space="preserve">6. Vérifiez </w:t>
+      </w:r>
+      <w:r>
+        <w:rPr>
+          <w:rFonts w:ascii="Arial" w:hAnsi="Arial" w:eastAsia="Arial"/>
+          <w:b/>
+          <w:i w:val="0"/>
+          <w:sz w:val="21"/>
+        </w:rPr>
+        <w:t>Coréen</w:t>
+      </w:r>
+      <w:r>
+        <w:rPr>
+          <w:rFonts w:ascii="Arial" w:hAnsi="Arial" w:eastAsia="Arial"/>
+          <w:b w:val="0"/>
+          <w:i w:val="0"/>
+          <w:sz w:val="21"/>
+        </w:rPr>
+        <w:t xml:space="preserve"> dans la langue.</w:t>
       </w:r>
     </w:p>
     <w:p>
       <w:pPr>
-        <w:pStyle w:val="ListNumber"/>
         <w:spacing w:after="80"/>
+        <w:ind w:left="360" w:hanging="288"/>
       </w:pPr>
       <w:r>
         <w:rPr>
           <w:rFonts w:ascii="Arial" w:hAnsi="Arial" w:eastAsia="Arial"/>
+          <w:b w:val="0"/>
+          <w:i w:val="0"/>
           <w:sz w:val="21"/>
         </w:rPr>
-        <w:t>Si nécessaire, saisissez une introduction dans le champ `Saisissez une présentation qui décrit le bot.`.</w:t>
+        <w:t xml:space="preserve">7. Si nécessaire, saisissez une introduction dans le champ </w:t>
+      </w:r>
+      <w:r>
+        <w:rPr>
+          <w:rFonts w:ascii="Arial" w:hAnsi="Arial" w:eastAsia="Arial"/>
+          <w:b/>
+          <w:i w:val="0"/>
+          <w:sz w:val="21"/>
+        </w:rPr>
+        <w:t>Saisissez une présentation qui décrit le bot.</w:t>
+      </w:r>
+      <w:r>
+        <w:rPr>
+          <w:rFonts w:ascii="Arial" w:hAnsi="Arial" w:eastAsia="Arial"/>
+          <w:b w:val="0"/>
+          <w:i w:val="0"/>
+          <w:sz w:val="21"/>
+        </w:rPr>
+        <w:t>.</w:t>
       </w:r>
     </w:p>
     <w:p>
@@ -937,6 +1129,8 @@
       <w:r>
         <w:rPr>
           <w:rFonts w:ascii="Arial" w:hAnsi="Arial" w:eastAsia="Arial"/>
+          <w:b w:val="0"/>
+          <w:i w:val="0"/>
           <w:sz w:val="21"/>
         </w:rPr>
         <w:t>Comment puis-je éviter de confondre le nom de mon robot avec celui d'autres robots ?</w:t>
@@ -950,6 +1144,8 @@
       <w:r>
         <w:rPr>
           <w:rFonts w:ascii="Arial" w:hAnsi="Arial" w:eastAsia="Arial"/>
+          <w:b w:val="0"/>
+          <w:i w:val="0"/>
           <w:sz w:val="21"/>
         </w:rPr>
         <w:t>Avez-vous préparé l'énoncé du test en une seule phrase ?</w:t>
@@ -963,6 +1159,8 @@
       <w:r>
         <w:rPr>
           <w:rFonts w:ascii="Arial" w:hAnsi="Arial" w:eastAsia="Arial"/>
+          <w:b w:val="0"/>
+          <w:i w:val="0"/>
           <w:sz w:val="21"/>
         </w:rPr>
         <w:t>Avez-vous utilisé des données opérationnelles réelles ou des informations personnelles pour saisir le test ?</w:t>
@@ -1029,7 +1227,25 @@
           <w:i w:val="0"/>
           <w:sz w:val="21"/>
         </w:rPr>
-        <w:t>Dans `Méthode NLU`, sélectionnez l'une des options suivantes :</w:t>
+        <w:t xml:space="preserve">Dans </w:t>
+      </w:r>
+      <w:r>
+        <w:rPr>
+          <w:rFonts w:ascii="Arial" w:hAnsi="Arial" w:eastAsia="Arial"/>
+          <w:b/>
+          <w:i w:val="0"/>
+          <w:sz w:val="21"/>
+        </w:rPr>
+        <w:t>Méthode NLU</w:t>
+      </w:r>
+      <w:r>
+        <w:rPr>
+          <w:rFonts w:ascii="Arial" w:hAnsi="Arial" w:eastAsia="Arial"/>
+          <w:b w:val="0"/>
+          <w:i w:val="0"/>
+          <w:sz w:val="21"/>
+        </w:rPr>
+        <w:t>, sélectionnez l'une des options suivantes :</w:t>
       </w:r>
     </w:p>
     <w:p>
@@ -1040,9 +1256,11 @@
       <w:r>
         <w:rPr>
           <w:rFonts w:ascii="Arial" w:hAnsi="Arial" w:eastAsia="Arial"/>
+          <w:b/>
+          <w:i w:val="0"/>
           <w:sz w:val="21"/>
         </w:rPr>
-        <w:t>`ML`</w:t>
+        <w:t>ML</w:t>
       </w:r>
     </w:p>
     <w:p>
@@ -1053,9 +1271,11 @@
       <w:r>
         <w:rPr>
           <w:rFonts w:ascii="Arial" w:hAnsi="Arial" w:eastAsia="Arial"/>
+          <w:b/>
+          <w:i w:val="0"/>
           <w:sz w:val="21"/>
         </w:rPr>
-        <w:t>`Semantic - Vector Worker`</w:t>
+        <w:t>Semantic - Vector Worker</w:t>
       </w:r>
     </w:p>
     <w:p>
@@ -1066,9 +1286,11 @@
       <w:r>
         <w:rPr>
           <w:rFonts w:ascii="Arial" w:hAnsi="Arial" w:eastAsia="Arial"/>
+          <w:b/>
+          <w:i w:val="0"/>
           <w:sz w:val="21"/>
         </w:rPr>
-        <w:t>`Semantic - External Embedding`</w:t>
+        <w:t>Semantic - External Embedding</w:t>
       </w:r>
     </w:p>
     <w:p>
@@ -1079,9 +1301,11 @@
       <w:r>
         <w:rPr>
           <w:rFonts w:ascii="Arial" w:hAnsi="Arial" w:eastAsia="Arial"/>
+          <w:b/>
+          <w:i w:val="0"/>
           <w:sz w:val="21"/>
         </w:rPr>
-        <w:t>`LLM Engine`</w:t>
+        <w:t>LLM Engine</w:t>
       </w:r>
     </w:p>
     <w:p>
@@ -1106,7 +1330,43 @@
           <w:i w:val="0"/>
           <w:sz w:val="21"/>
         </w:rPr>
-        <w:t>Le modèle NLU et les éléments de paramètres supplémentaires appropriés à la méthode sélectionnée s'affichent. Par exemple, si vous sélectionnez `Semantic - External Embedding`, le modèle d'intégration et les éléments de connexion à la base de données Intent Vector seront affichés, et si vous sélectionnez `LLM Engine`, les éléments du fournisseur et du modèle détaillé seront affichés.</w:t>
+        <w:t xml:space="preserve">Le modèle NLU et les éléments de paramètres supplémentaires appropriés à la méthode sélectionnée s'affichent. Par exemple, si vous sélectionnez </w:t>
+      </w:r>
+      <w:r>
+        <w:rPr>
+          <w:rFonts w:ascii="Arial" w:hAnsi="Arial" w:eastAsia="Arial"/>
+          <w:b/>
+          <w:i w:val="0"/>
+          <w:sz w:val="21"/>
+        </w:rPr>
+        <w:t>Semantic - External Embedding</w:t>
+      </w:r>
+      <w:r>
+        <w:rPr>
+          <w:rFonts w:ascii="Arial" w:hAnsi="Arial" w:eastAsia="Arial"/>
+          <w:b w:val="0"/>
+          <w:i w:val="0"/>
+          <w:sz w:val="21"/>
+        </w:rPr>
+        <w:t xml:space="preserve">, le modèle d'intégration et les éléments de connexion à la base de données Intent Vector seront affichés, et si vous sélectionnez </w:t>
+      </w:r>
+      <w:r>
+        <w:rPr>
+          <w:rFonts w:ascii="Arial" w:hAnsi="Arial" w:eastAsia="Arial"/>
+          <w:b/>
+          <w:i w:val="0"/>
+          <w:sz w:val="21"/>
+        </w:rPr>
+        <w:t>LLM Engine</w:t>
+      </w:r>
+      <w:r>
+        <w:rPr>
+          <w:rFonts w:ascii="Arial" w:hAnsi="Arial" w:eastAsia="Arial"/>
+          <w:b w:val="0"/>
+          <w:i w:val="0"/>
+          <w:sz w:val="21"/>
+        </w:rPr>
+        <w:t>, les éléments du fournisseur et du modèle détaillé seront affichés.</w:t>
       </w:r>
     </w:p>
     <w:p>
@@ -1131,6 +1391,8 @@
       <w:r>
         <w:rPr>
           <w:rFonts w:ascii="Arial" w:hAnsi="Arial" w:eastAsia="Arial"/>
+          <w:b w:val="0"/>
+          <w:i w:val="0"/>
           <w:sz w:val="21"/>
         </w:rPr>
         <w:t>Examinez le ML comme point de départ pour concevoir directement des phrases et des intentions d'apprentissage.</w:t>
@@ -1144,6 +1406,8 @@
       <w:r>
         <w:rPr>
           <w:rFonts w:ascii="Arial" w:hAnsi="Arial" w:eastAsia="Arial"/>
+          <w:b w:val="0"/>
+          <w:i w:val="0"/>
           <w:sz w:val="21"/>
         </w:rPr>
         <w:t>Si la structure utilise la similarité sémantique et Vector DB, pensez à Semantic.</w:t>
@@ -1157,6 +1421,8 @@
       <w:r>
         <w:rPr>
           <w:rFonts w:ascii="Arial" w:hAnsi="Arial" w:eastAsia="Arial"/>
+          <w:b w:val="0"/>
+          <w:i w:val="0"/>
           <w:sz w:val="21"/>
         </w:rPr>
         <w:t>Consultez le LLM si vous êtes prêt à utiliser le modèle avec un fournisseur LLM.</w:t>
@@ -1170,7 +1436,25 @@
           <w:i w:val="0"/>
           <w:sz w:val="21"/>
         </w:rPr>
-        <w:t>Pour une sélection spécifique, reportez-vous au [Tableau de comparaison des moteurs](../cga-nlu-guide/engine-comparison.md).</w:t>
+        <w:t xml:space="preserve">Pour une sélection spécifique, reportez-vous au </w:t>
+      </w:r>
+      <w:r>
+        <w:rPr>
+          <w:rFonts w:ascii="Arial" w:hAnsi="Arial" w:eastAsia="Arial"/>
+          <w:b w:val="0"/>
+          <w:i w:val="0"/>
+          <w:sz w:val="21"/>
+        </w:rPr>
+        <w:t>Tableau de comparaison des moteurs</w:t>
+      </w:r>
+      <w:r>
+        <w:rPr>
+          <w:rFonts w:ascii="Arial" w:hAnsi="Arial" w:eastAsia="Arial"/>
+          <w:b w:val="0"/>
+          <w:i w:val="0"/>
+          <w:sz w:val="21"/>
+        </w:rPr>
+        <w:t>.</w:t>
       </w:r>
     </w:p>
     <w:p>
@@ -1228,54 +1512,170 @@
     </w:p>
     <w:p>
       <w:pPr>
-        <w:pStyle w:val="ListNumber"/>
         <w:spacing w:after="80"/>
+        <w:ind w:left="360" w:hanging="288"/>
       </w:pPr>
       <w:r>
         <w:rPr>
           <w:rFonts w:ascii="Arial" w:hAnsi="Arial" w:eastAsia="Arial"/>
+          <w:b w:val="0"/>
+          <w:i w:val="0"/>
           <w:sz w:val="21"/>
         </w:rPr>
-        <w:t>Vérifiez les modèles disponibles dans `Modèle NLU`.</w:t>
+        <w:t xml:space="preserve">1. Vérifiez les modèles disponibles dans </w:t>
+      </w:r>
+      <w:r>
+        <w:rPr>
+          <w:rFonts w:ascii="Arial" w:hAnsi="Arial" w:eastAsia="Arial"/>
+          <w:b/>
+          <w:i w:val="0"/>
+          <w:sz w:val="21"/>
+        </w:rPr>
+        <w:t>Modèle NLU</w:t>
+      </w:r>
+      <w:r>
+        <w:rPr>
+          <w:rFonts w:ascii="Arial" w:hAnsi="Arial" w:eastAsia="Arial"/>
+          <w:b w:val="0"/>
+          <w:i w:val="0"/>
+          <w:sz w:val="21"/>
+        </w:rPr>
+        <w:t>.</w:t>
       </w:r>
     </w:p>
     <w:p>
       <w:pPr>
-        <w:pStyle w:val="ListNumber"/>
         <w:spacing w:after="80"/>
+        <w:ind w:left="360" w:hanging="288"/>
       </w:pPr>
       <w:r>
         <w:rPr>
           <w:rFonts w:ascii="Arial" w:hAnsi="Arial" w:eastAsia="Arial"/>
+          <w:b w:val="0"/>
+          <w:i w:val="0"/>
           <w:sz w:val="21"/>
         </w:rPr>
-        <w:t>Dans `Mode de réponse`, vérifiez quels éléments peuvent être sélectionnés parmi la réponse définie, la réponse RAG du moteur sémantique, la réponse RAG du moteur LLM et la réponse du moteur LLM.</w:t>
+        <w:t xml:space="preserve">2. Dans </w:t>
+      </w:r>
+      <w:r>
+        <w:rPr>
+          <w:rFonts w:ascii="Arial" w:hAnsi="Arial" w:eastAsia="Arial"/>
+          <w:b/>
+          <w:i w:val="0"/>
+          <w:sz w:val="21"/>
+        </w:rPr>
+        <w:t>Mode de réponse</w:t>
+      </w:r>
+      <w:r>
+        <w:rPr>
+          <w:rFonts w:ascii="Arial" w:hAnsi="Arial" w:eastAsia="Arial"/>
+          <w:b w:val="0"/>
+          <w:i w:val="0"/>
+          <w:sz w:val="21"/>
+        </w:rPr>
+        <w:t>, vérifiez quels éléments peuvent être sélectionnés parmi la réponse définie, la réponse RAG du moteur sémantique, la réponse RAG du moteur LLM et la réponse du moteur LLM.</w:t>
       </w:r>
     </w:p>
     <w:p>
       <w:pPr>
-        <w:pStyle w:val="ListNumber"/>
         <w:spacing w:after="80"/>
+        <w:ind w:left="360" w:hanging="288"/>
       </w:pPr>
       <w:r>
         <w:rPr>
           <w:rFonts w:ascii="Arial" w:hAnsi="Arial" w:eastAsia="Arial"/>
+          <w:b w:val="0"/>
+          <w:i w:val="0"/>
           <w:sz w:val="21"/>
         </w:rPr>
-        <w:t>Vérifiez l'état de prise en charge de la combinaison de sélection.</w:t>
+        <w:t>3. Vérifiez l'état de prise en charge de la combinaison de sélection.</w:t>
       </w:r>
     </w:p>
     <w:p>
       <w:pPr>
-        <w:pStyle w:val="ListNumber"/>
         <w:spacing w:after="80"/>
+        <w:ind w:left="360" w:hanging="288"/>
       </w:pPr>
       <w:r>
         <w:rPr>
           <w:rFonts w:ascii="Arial" w:hAnsi="Arial" w:eastAsia="Arial"/>
+          <w:b w:val="0"/>
+          <w:i w:val="0"/>
           <w:sz w:val="21"/>
         </w:rPr>
-        <w:t>Lors de la première vérification des paramètres, assurez-vous que la combinaison `ML` + `DeepLearning Lite` + `Réponse fixe` s'affiche sous la forme `Prêt à exécuter/entraîner`.</w:t>
+        <w:t xml:space="preserve">4. Lors de la première vérification des paramètres, assurez-vous que la combinaison </w:t>
+      </w:r>
+      <w:r>
+        <w:rPr>
+          <w:rFonts w:ascii="Arial" w:hAnsi="Arial" w:eastAsia="Arial"/>
+          <w:b/>
+          <w:i w:val="0"/>
+          <w:sz w:val="21"/>
+        </w:rPr>
+        <w:t>ML</w:t>
+      </w:r>
+      <w:r>
+        <w:rPr>
+          <w:rFonts w:ascii="Arial" w:hAnsi="Arial" w:eastAsia="Arial"/>
+          <w:b w:val="0"/>
+          <w:i w:val="0"/>
+          <w:sz w:val="21"/>
+        </w:rPr>
+        <w:t xml:space="preserve"> + </w:t>
+      </w:r>
+      <w:r>
+        <w:rPr>
+          <w:rFonts w:ascii="Arial" w:hAnsi="Arial" w:eastAsia="Arial"/>
+          <w:b/>
+          <w:i w:val="0"/>
+          <w:sz w:val="21"/>
+        </w:rPr>
+        <w:t>DeepLearning Lite</w:t>
+      </w:r>
+      <w:r>
+        <w:rPr>
+          <w:rFonts w:ascii="Arial" w:hAnsi="Arial" w:eastAsia="Arial"/>
+          <w:b w:val="0"/>
+          <w:i w:val="0"/>
+          <w:sz w:val="21"/>
+        </w:rPr>
+        <w:t xml:space="preserve"> + </w:t>
+      </w:r>
+      <w:r>
+        <w:rPr>
+          <w:rFonts w:ascii="Arial" w:hAnsi="Arial" w:eastAsia="Arial"/>
+          <w:b/>
+          <w:i w:val="0"/>
+          <w:sz w:val="21"/>
+        </w:rPr>
+        <w:t>Réponse fixe</w:t>
+      </w:r>
+      <w:r>
+        <w:rPr>
+          <w:rFonts w:ascii="Arial" w:hAnsi="Arial" w:eastAsia="Arial"/>
+          <w:b w:val="0"/>
+          <w:i w:val="0"/>
+          <w:sz w:val="21"/>
+        </w:rPr>
+        <w:t xml:space="preserve"> s'affiche sous la forme </w:t>
+      </w:r>
+      <w:r>
+        <w:rPr>
+          <w:rFonts w:ascii="Arial" w:hAnsi="Arial" w:eastAsia="Arial"/>
+          <w:b/>
+          <w:i w:val="0"/>
+          <w:sz w:val="21"/>
+        </w:rPr>
+        <w:t>Prêt à exécuter/entraîner</w:t>
+      </w:r>
+      <w:r>
+        <w:rPr>
+          <w:rFonts w:ascii="Arial" w:hAnsi="Arial" w:eastAsia="Arial"/>
+          <w:b w:val="0"/>
+          <w:i w:val="0"/>
+          <w:sz w:val="21"/>
+        </w:rPr>
+        <w:t>.</w:t>
       </w:r>
     </w:p>
     <w:p>
@@ -1447,7 +1847,25 @@
           <w:i w:val="0"/>
           <w:sz w:val="21"/>
         </w:rPr>
-        <w:t>La création de données détaillées et l'amélioration de la qualité pour chaque moteur sont traitées dans le chapitre correspondant du [Guide d'utilisation NLU](../cga-nlu-guide/README.md).</w:t>
+        <w:t xml:space="preserve">La création de données détaillées et l'amélioration de la qualité pour chaque moteur sont traitées dans le chapitre correspondant du </w:t>
+      </w:r>
+      <w:r>
+        <w:rPr>
+          <w:rFonts w:ascii="Arial" w:hAnsi="Arial" w:eastAsia="Arial"/>
+          <w:b w:val="0"/>
+          <w:i w:val="0"/>
+          <w:sz w:val="21"/>
+        </w:rPr>
+        <w:t>Guide d'utilisation NLU</w:t>
+      </w:r>
+      <w:r>
+        <w:rPr>
+          <w:rFonts w:ascii="Arial" w:hAnsi="Arial" w:eastAsia="Arial"/>
+          <w:b w:val="0"/>
+          <w:i w:val="0"/>
+          <w:sz w:val="21"/>
+        </w:rPr>
+        <w:t>.</w:t>
       </w:r>
     </w:p>
     <w:p>
@@ -1505,67 +1923,95 @@
     </w:p>
     <w:p>
       <w:pPr>
-        <w:pStyle w:val="ListNumber"/>
         <w:spacing w:after="80"/>
+        <w:ind w:left="360" w:hanging="288"/>
       </w:pPr>
       <w:r>
         <w:rPr>
           <w:rFonts w:ascii="Arial" w:hAnsi="Arial" w:eastAsia="Arial"/>
+          <w:b w:val="0"/>
+          <w:i w:val="0"/>
           <w:sz w:val="21"/>
         </w:rPr>
-        <w:t>Revérifiez les valeurs d'entrée et la combinaison de moteurs.</w:t>
+        <w:t>1. Revérifiez les valeurs d'entrée et la combinaison de moteurs.</w:t>
       </w:r>
     </w:p>
     <w:p>
       <w:pPr>
-        <w:pStyle w:val="ListNumber"/>
         <w:spacing w:after="80"/>
+        <w:ind w:left="360" w:hanging="288"/>
       </w:pPr>
       <w:r>
         <w:rPr>
           <w:rFonts w:ascii="Arial" w:hAnsi="Arial" w:eastAsia="Arial"/>
+          <w:b w:val="0"/>
+          <w:i w:val="0"/>
           <w:sz w:val="21"/>
         </w:rPr>
-        <w:t>Sélectionnez le bouton `Confirmer` sur l'écran de création.</w:t>
+        <w:t xml:space="preserve">2. Sélectionnez le bouton </w:t>
+      </w:r>
+      <w:r>
+        <w:rPr>
+          <w:rFonts w:ascii="Arial" w:hAnsi="Arial" w:eastAsia="Arial"/>
+          <w:b/>
+          <w:i w:val="0"/>
+          <w:sz w:val="21"/>
+        </w:rPr>
+        <w:t>Confirmer</w:t>
+      </w:r>
+      <w:r>
+        <w:rPr>
+          <w:rFonts w:ascii="Arial" w:hAnsi="Arial" w:eastAsia="Arial"/>
+          <w:b w:val="0"/>
+          <w:i w:val="0"/>
+          <w:sz w:val="21"/>
+        </w:rPr>
+        <w:t xml:space="preserve"> sur l'écran de création.</w:t>
       </w:r>
     </w:p>
     <w:p>
       <w:pPr>
-        <w:pStyle w:val="ListNumber"/>
         <w:spacing w:after="80"/>
+        <w:ind w:left="360" w:hanging="288"/>
       </w:pPr>
       <w:r>
         <w:rPr>
           <w:rFonts w:ascii="Arial" w:hAnsi="Arial" w:eastAsia="Arial"/>
+          <w:b w:val="0"/>
+          <w:i w:val="0"/>
           <w:sz w:val="21"/>
         </w:rPr>
-        <w:t>Vérifiez le résultat de la création et l'état de la version.</w:t>
+        <w:t>3. Vérifiez le résultat de la création et l'état de la version.</w:t>
       </w:r>
     </w:p>
     <w:p>
       <w:pPr>
-        <w:pStyle w:val="ListNumber"/>
         <w:spacing w:after="80"/>
+        <w:ind w:left="360" w:hanging="288"/>
       </w:pPr>
       <w:r>
         <w:rPr>
           <w:rFonts w:ascii="Arial" w:hAnsi="Arial" w:eastAsia="Arial"/>
+          <w:b w:val="0"/>
+          <w:i w:val="0"/>
           <w:sz w:val="21"/>
         </w:rPr>
-        <w:t>Exécutez toutes les tâches de formation ou de préparation d'index requises pour le moteur sélectionné.</w:t>
+        <w:t>4. Exécutez toutes les tâches de formation ou de préparation d'index requises pour le moteur sélectionné.</w:t>
       </w:r>
     </w:p>
     <w:p>
       <w:pPr>
-        <w:pStyle w:val="ListNumber"/>
         <w:spacing w:after="80"/>
+        <w:ind w:left="360" w:hanging="288"/>
       </w:pPr>
       <w:r>
         <w:rPr>
           <w:rFonts w:ascii="Arial" w:hAnsi="Arial" w:eastAsia="Arial"/>
+          <w:b w:val="0"/>
+          <w:i w:val="0"/>
           <w:sz w:val="21"/>
         </w:rPr>
-        <w:t>Vérifiez que le statut est passé à Terminé ou Disponible.</w:t>
+        <w:t>5. Vérifiez que le statut est passé à Terminé ou Disponible.</w:t>
       </w:r>
     </w:p>
     <w:p>
@@ -1615,7 +2061,61 @@
           <w:i w:val="0"/>
           <w:sz w:val="21"/>
         </w:rPr>
-        <w:t>Si le bouton d'apprentissage devient `En cours d’entraînement` et qu'après actualisation, il affiche à nouveau `Entraîner` et `Non entraîné`, l'apprentissage échoue. Nous vérifions l'heure et le statut d'achèvement dans la demande d'historique de formation, et s'il n'y a aucun résultat, nous n'utilisons pas le test sur simulateur comme contrôle de qualité.</w:t>
+        <w:t xml:space="preserve">Si le bouton d'apprentissage devient </w:t>
+      </w:r>
+      <w:r>
+        <w:rPr>
+          <w:rFonts w:ascii="Arial" w:hAnsi="Arial" w:eastAsia="Arial"/>
+          <w:b/>
+          <w:i w:val="0"/>
+          <w:sz w:val="21"/>
+        </w:rPr>
+        <w:t>En cours d’entraînement</w:t>
+      </w:r>
+      <w:r>
+        <w:rPr>
+          <w:rFonts w:ascii="Arial" w:hAnsi="Arial" w:eastAsia="Arial"/>
+          <w:b w:val="0"/>
+          <w:i w:val="0"/>
+          <w:sz w:val="21"/>
+        </w:rPr>
+        <w:t xml:space="preserve"> et qu'après actualisation, il affiche à nouveau </w:t>
+      </w:r>
+      <w:r>
+        <w:rPr>
+          <w:rFonts w:ascii="Arial" w:hAnsi="Arial" w:eastAsia="Arial"/>
+          <w:b/>
+          <w:i w:val="0"/>
+          <w:sz w:val="21"/>
+        </w:rPr>
+        <w:t>Entraîner</w:t>
+      </w:r>
+      <w:r>
+        <w:rPr>
+          <w:rFonts w:ascii="Arial" w:hAnsi="Arial" w:eastAsia="Arial"/>
+          <w:b w:val="0"/>
+          <w:i w:val="0"/>
+          <w:sz w:val="21"/>
+        </w:rPr>
+        <w:t xml:space="preserve"> et </w:t>
+      </w:r>
+      <w:r>
+        <w:rPr>
+          <w:rFonts w:ascii="Arial" w:hAnsi="Arial" w:eastAsia="Arial"/>
+          <w:b/>
+          <w:i w:val="0"/>
+          <w:sz w:val="21"/>
+        </w:rPr>
+        <w:t>Non entraîné</w:t>
+      </w:r>
+      <w:r>
+        <w:rPr>
+          <w:rFonts w:ascii="Arial" w:hAnsi="Arial" w:eastAsia="Arial"/>
+          <w:b w:val="0"/>
+          <w:i w:val="0"/>
+          <w:sz w:val="21"/>
+        </w:rPr>
+        <w:t>, l'apprentissage échoue. Nous vérifions l'heure et le statut d'achèvement dans la demande d'historique de formation, et s'il n'y a aucun résultat, nous n'utilisons pas le test sur simulateur comme contrôle de qualité.</w:t>
       </w:r>
     </w:p>
     <w:p>
@@ -1673,54 +2173,62 @@
     </w:p>
     <w:p>
       <w:pPr>
-        <w:pStyle w:val="ListNumber"/>
         <w:spacing w:after="80"/>
+        <w:ind w:left="360" w:hanging="288"/>
       </w:pPr>
       <w:r>
         <w:rPr>
           <w:rFonts w:ascii="Arial" w:hAnsi="Arial" w:eastAsia="Arial"/>
+          <w:b w:val="0"/>
+          <w:i w:val="0"/>
           <w:sz w:val="21"/>
         </w:rPr>
-        <w:t>Accédez à l'écran de travail de version du bot que vous avez créé.</w:t>
+        <w:t>1. Accédez à l'écran de travail de version du bot que vous avez créé.</w:t>
       </w:r>
     </w:p>
     <w:p>
       <w:pPr>
-        <w:pStyle w:val="ListNumber"/>
         <w:spacing w:after="80"/>
+        <w:ind w:left="360" w:hanging="288"/>
       </w:pPr>
       <w:r>
         <w:rPr>
           <w:rFonts w:ascii="Arial" w:hAnsi="Arial" w:eastAsia="Arial"/>
+          <w:b w:val="0"/>
+          <w:i w:val="0"/>
           <w:sz w:val="21"/>
         </w:rPr>
-        <w:t>Ouvrez le simulateur.</w:t>
+        <w:t>2. Ouvrez le simulateur.</w:t>
       </w:r>
     </w:p>
     <w:p>
       <w:pPr>
-        <w:pStyle w:val="ListNumber"/>
         <w:spacing w:after="80"/>
+        <w:ind w:left="360" w:hanging="288"/>
       </w:pPr>
       <w:r>
         <w:rPr>
           <w:rFonts w:ascii="Arial" w:hAnsi="Arial" w:eastAsia="Arial"/>
+          <w:b w:val="0"/>
+          <w:i w:val="0"/>
           <w:sz w:val="21"/>
         </w:rPr>
-        <w:t>Saisissez le court énoncé de test que vous avez préparé.</w:t>
+        <w:t>3. Saisissez le court énoncé de test que vous avez préparé.</w:t>
       </w:r>
     </w:p>
     <w:p>
       <w:pPr>
-        <w:pStyle w:val="ListNumber"/>
         <w:spacing w:after="80"/>
+        <w:ind w:left="360" w:hanging="288"/>
       </w:pPr>
       <w:r>
         <w:rPr>
           <w:rFonts w:ascii="Arial" w:hAnsi="Arial" w:eastAsia="Arial"/>
+          <w:b w:val="0"/>
+          <w:i w:val="0"/>
           <w:sz w:val="21"/>
         </w:rPr>
-        <w:t>Exécutez le test.</w:t>
+        <w:t>4. Exécutez le test.</w:t>
       </w:r>
     </w:p>
     <w:p>
@@ -1775,67 +2283,77 @@
     </w:p>
     <w:p>
       <w:pPr>
-        <w:pStyle w:val="ListNumber"/>
         <w:spacing w:after="80"/>
+        <w:ind w:left="360" w:hanging="288"/>
       </w:pPr>
       <w:r>
         <w:rPr>
           <w:rFonts w:ascii="Arial" w:hAnsi="Arial" w:eastAsia="Arial"/>
+          <w:b w:val="0"/>
+          <w:i w:val="0"/>
           <w:sz w:val="21"/>
         </w:rPr>
-        <w:t>Vérifie que le bot et la version actuellement sélectionnés sont éligibles pour les tests.</w:t>
+        <w:t>1. Vérifie que le bot et la version actuellement sélectionnés sont éligibles pour les tests.</w:t>
       </w:r>
     </w:p>
     <w:p>
       <w:pPr>
-        <w:pStyle w:val="ListNumber"/>
         <w:spacing w:after="80"/>
+        <w:ind w:left="360" w:hanging="288"/>
       </w:pPr>
       <w:r>
         <w:rPr>
           <w:rFonts w:ascii="Arial" w:hAnsi="Arial" w:eastAsia="Arial"/>
+          <w:b w:val="0"/>
+          <w:i w:val="0"/>
           <w:sz w:val="21"/>
         </w:rPr>
-        <w:t>Vérifiez l'état de la combinaison de la méthode NLU, du modèle et de la méthode de réponse.</w:t>
+        <w:t>2. Vérifiez l'état de la combinaison de la méthode NLU, du modèle et de la méthode de réponse.</w:t>
       </w:r>
     </w:p>
     <w:p>
       <w:pPr>
-        <w:pStyle w:val="ListNumber"/>
         <w:spacing w:after="80"/>
+        <w:ind w:left="360" w:hanging="288"/>
       </w:pPr>
       <w:r>
         <w:rPr>
           <w:rFonts w:ascii="Arial" w:hAnsi="Arial" w:eastAsia="Arial"/>
+          <w:b w:val="0"/>
+          <w:i w:val="0"/>
           <w:sz w:val="21"/>
         </w:rPr>
-        <w:t>Vérifiez l'état de préparation de l'entraînement ou de l'index et les messages d'erreur.</w:t>
+        <w:t>3. Vérifiez l'état de préparation de l'entraînement ou de l'index et les messages d'erreur.</w:t>
       </w:r>
     </w:p>
     <w:p>
       <w:pPr>
-        <w:pStyle w:val="ListNumber"/>
         <w:spacing w:after="80"/>
+        <w:ind w:left="360" w:hanging="288"/>
       </w:pPr>
       <w:r>
         <w:rPr>
           <w:rFonts w:ascii="Arial" w:hAnsi="Arial" w:eastAsia="Arial"/>
+          <w:b w:val="0"/>
+          <w:i w:val="0"/>
           <w:sz w:val="21"/>
         </w:rPr>
-        <w:t>Saisissez à nouveau l'énoncé représentatif et les autres énoncés variantes, respectivement.</w:t>
+        <w:t>4. Saisissez à nouveau l'énoncé représentatif et les autres énoncés variantes, respectivement.</w:t>
       </w:r>
     </w:p>
     <w:p>
       <w:pPr>
-        <w:pStyle w:val="ListNumber"/>
         <w:spacing w:after="80"/>
+        <w:ind w:left="360" w:hanging="288"/>
       </w:pPr>
       <w:r>
         <w:rPr>
           <w:rFonts w:ascii="Arial" w:hAnsi="Arial" w:eastAsia="Arial"/>
+          <w:b w:val="0"/>
+          <w:i w:val="0"/>
           <w:sz w:val="21"/>
         </w:rPr>
-        <w:t>Si l'échec persiste, le bot, la version, le moteur, le déclenchement et l'heure de l'erreur sont enregistrés et transmis au responsable des opérations.</w:t>
+        <w:t>5. Si l'échec persiste, le bot, la version, le moteur, le déclenchement et l'heure de l'erreur sont enregistrés et transmis au responsable des opérations.</w:t>
       </w:r>
     </w:p>
     <w:p>
@@ -1871,6 +2389,8 @@
       <w:r>
         <w:rPr>
           <w:rFonts w:ascii="Arial" w:hAnsi="Arial" w:eastAsia="Arial"/>
+          <w:b w:val="0"/>
+          <w:i w:val="0"/>
           <w:sz w:val="21"/>
         </w:rPr>
         <w:t>Simulateur : énoncé d'entrée et réponse immédiate</w:t>
@@ -1884,6 +2404,8 @@
       <w:r>
         <w:rPr>
           <w:rFonts w:ascii="Arial" w:hAnsi="Arial" w:eastAsia="Arial"/>
+          <w:b w:val="0"/>
+          <w:i w:val="0"/>
           <w:sz w:val="21"/>
         </w:rPr>
         <w:t>Analyse : résultats cumulatifs de classification et étapes d'application</w:t>
@@ -1897,6 +2419,8 @@
       <w:r>
         <w:rPr>
           <w:rFonts w:ascii="Arial" w:hAnsi="Arial" w:eastAsia="Arial"/>
+          <w:b w:val="0"/>
+          <w:i w:val="0"/>
           <w:sz w:val="21"/>
         </w:rPr>
         <w:t>Évaluation : données et résultats de l'évaluation</w:t>
@@ -1910,6 +2434,8 @@
       <w:r>
         <w:rPr>
           <w:rFonts w:ascii="Arial" w:hAnsi="Arial" w:eastAsia="Arial"/>
+          <w:b w:val="0"/>
+          <w:i w:val="0"/>
           <w:sz w:val="21"/>
         </w:rPr>
         <w:t>Historique des conversations : historique des conversations enregistré</w:t>
@@ -1937,6 +2463,354 @@
           <w:i w:val="0"/>
           <w:sz w:val="21"/>
         </w:rPr>
+        <w:t>Utiliser le guide Getting Started à l’écran</w:t>
+      </w:r>
+    </w:p>
+    <w:p>
+      <w:r>
+        <w:rPr>
+          <w:rFonts w:ascii="Arial" w:hAnsi="Arial" w:eastAsia="Arial"/>
+          <w:b w:val="0"/>
+          <w:i w:val="0"/>
+          <w:sz w:val="21"/>
+        </w:rPr>
+        <w:t xml:space="preserve">Ouvrez </w:t>
+      </w:r>
+      <w:r>
+        <w:rPr>
+          <w:rFonts w:ascii="Arial" w:hAnsi="Arial" w:eastAsia="Arial"/>
+          <w:b/>
+          <w:i w:val="0"/>
+          <w:sz w:val="21"/>
+        </w:rPr>
+        <w:t>?</w:t>
+      </w:r>
+      <w:r>
+        <w:rPr>
+          <w:rFonts w:ascii="Arial" w:hAnsi="Arial" w:eastAsia="Arial"/>
+          <w:b w:val="0"/>
+          <w:i w:val="0"/>
+          <w:sz w:val="21"/>
+        </w:rPr>
+        <w:t xml:space="preserve"> en bas à gauche puis choisissez </w:t>
+      </w:r>
+      <w:r>
+        <w:rPr>
+          <w:rFonts w:ascii="Arial" w:hAnsi="Arial" w:eastAsia="Arial"/>
+          <w:b/>
+          <w:i w:val="0"/>
+          <w:sz w:val="21"/>
+        </w:rPr>
+        <w:t>Bien démarrer</w:t>
+      </w:r>
+      <w:r>
+        <w:rPr>
+          <w:rFonts w:ascii="Arial" w:hAnsi="Arial" w:eastAsia="Arial"/>
+          <w:b w:val="0"/>
+          <w:i w:val="0"/>
+          <w:sz w:val="21"/>
+        </w:rPr>
+        <w:t>. Le guide s’affiche sur l’écran CGA actuel et peut être fermé à tout moment.</w:t>
+      </w:r>
+    </w:p>
+    <w:tbl>
+      <w:tblPr>
+        <w:tblStyle w:val="TableGrid"/>
+        <w:tblW w:type="dxa" w:w="9360"/>
+        <w:jc w:val="left"/>
+        <w:tblLayout w:type="fixed"/>
+        <w:tblLook w:firstColumn="1" w:firstRow="1" w:lastColumn="0" w:lastRow="0" w:noHBand="0" w:noVBand="1" w:val="04A0"/>
+      </w:tblPr>
+      <w:tblGrid>
+        <w:gridCol w:w="4680"/>
+        <w:gridCol w:w="4680"/>
+      </w:tblGrid>
+      <w:tr>
+        <w:tc>
+          <w:tcPr>
+            <w:tcW w:type="dxa" w:w="4680"/>
+            <w:vAlign w:val="center"/>
+            <w:tcMar>
+              <w:top w:w="80" w:type="dxa"/>
+              <w:start w:w="120" w:type="dxa"/>
+              <w:bottom w:w="80" w:type="dxa"/>
+              <w:end w:w="120" w:type="dxa"/>
+            </w:tcMar>
+            <w:shd w:fill="E8EEF5"/>
+          </w:tcPr>
+          <w:p>
+            <w:pPr>
+              <w:spacing w:after="40"/>
+            </w:pPr>
+            <w:r/>
+            <w:r>
+              <w:rPr>
+                <w:rFonts w:ascii="Arial" w:hAnsi="Arial" w:eastAsia="Arial"/>
+                <w:b/>
+                <w:i w:val="0"/>
+                <w:color w:val="1F4D78"/>
+                <w:sz w:val="18"/>
+              </w:rPr>
+              <w:t>Parcours</w:t>
+            </w:r>
+          </w:p>
+        </w:tc>
+        <w:tc>
+          <w:tcPr>
+            <w:tcW w:type="dxa" w:w="4680"/>
+            <w:vAlign w:val="center"/>
+            <w:tcMar>
+              <w:top w:w="80" w:type="dxa"/>
+              <w:start w:w="120" w:type="dxa"/>
+              <w:bottom w:w="80" w:type="dxa"/>
+              <w:end w:w="120" w:type="dxa"/>
+            </w:tcMar>
+            <w:shd w:fill="E8EEF5"/>
+          </w:tcPr>
+          <w:p>
+            <w:pPr>
+              <w:spacing w:after="40"/>
+            </w:pPr>
+            <w:r/>
+            <w:r>
+              <w:rPr>
+                <w:rFonts w:ascii="Arial" w:hAnsi="Arial" w:eastAsia="Arial"/>
+                <w:b/>
+                <w:i w:val="0"/>
+                <w:color w:val="1F4D78"/>
+                <w:sz w:val="18"/>
+              </w:rPr>
+              <w:t>Huit étapes</w:t>
+            </w:r>
+          </w:p>
+        </w:tc>
+      </w:tr>
+      <w:tr>
+        <w:tc>
+          <w:tcPr>
+            <w:tcW w:type="dxa" w:w="4680"/>
+            <w:vAlign w:val="center"/>
+            <w:tcMar>
+              <w:top w:w="80" w:type="dxa"/>
+              <w:start w:w="120" w:type="dxa"/>
+              <w:bottom w:w="80" w:type="dxa"/>
+              <w:end w:w="120" w:type="dxa"/>
+            </w:tcMar>
+          </w:tcPr>
+          <w:p>
+            <w:pPr>
+              <w:spacing w:after="40"/>
+            </w:pPr>
+            <w:r/>
+            <w:r>
+              <w:rPr>
+                <w:rFonts w:ascii="Arial" w:hAnsi="Arial" w:eastAsia="Arial"/>
+                <w:b w:val="0"/>
+                <w:i w:val="0"/>
+                <w:sz w:val="18"/>
+              </w:rPr>
+              <w:t>Explorer les menus</w:t>
+            </w:r>
+          </w:p>
+        </w:tc>
+        <w:tc>
+          <w:tcPr>
+            <w:tcW w:type="dxa" w:w="4680"/>
+            <w:vAlign w:val="center"/>
+            <w:tcMar>
+              <w:top w:w="80" w:type="dxa"/>
+              <w:start w:w="120" w:type="dxa"/>
+              <w:bottom w:w="80" w:type="dxa"/>
+              <w:end w:w="120" w:type="dxa"/>
+            </w:tcMar>
+          </w:tcPr>
+          <w:p>
+            <w:pPr>
+              <w:spacing w:after="40"/>
+            </w:pPr>
+            <w:r/>
+            <w:r>
+              <w:rPr>
+                <w:rFonts w:ascii="Arial" w:hAnsi="Arial" w:eastAsia="Arial"/>
+                <w:b w:val="0"/>
+                <w:i w:val="0"/>
+                <w:sz w:val="18"/>
+              </w:rPr>
+              <w:t>Bot → API → Admin → intentions et phrases → entités et dictionnaires → évaluation → réentraînement → analyse</w:t>
+            </w:r>
+          </w:p>
+        </w:tc>
+      </w:tr>
+      <w:tr>
+        <w:tc>
+          <w:tcPr>
+            <w:tcW w:type="dxa" w:w="4680"/>
+            <w:vAlign w:val="center"/>
+            <w:tcMar>
+              <w:top w:w="80" w:type="dxa"/>
+              <w:start w:w="120" w:type="dxa"/>
+              <w:bottom w:w="80" w:type="dxa"/>
+              <w:end w:w="120" w:type="dxa"/>
+            </w:tcMar>
+          </w:tcPr>
+          <w:p>
+            <w:pPr>
+              <w:spacing w:after="40"/>
+            </w:pPr>
+            <w:r/>
+            <w:r>
+              <w:rPr>
+                <w:rFonts w:ascii="Arial" w:hAnsi="Arial" w:eastAsia="Arial"/>
+                <w:b w:val="0"/>
+                <w:i w:val="0"/>
+                <w:sz w:val="18"/>
+              </w:rPr>
+              <w:t>Créer un bot</w:t>
+            </w:r>
+          </w:p>
+        </w:tc>
+        <w:tc>
+          <w:tcPr>
+            <w:tcW w:type="dxa" w:w="4680"/>
+            <w:vAlign w:val="center"/>
+            <w:tcMar>
+              <w:top w:w="80" w:type="dxa"/>
+              <w:start w:w="120" w:type="dxa"/>
+              <w:bottom w:w="80" w:type="dxa"/>
+              <w:end w:w="120" w:type="dxa"/>
+            </w:tcMar>
+          </w:tcPr>
+          <w:p>
+            <w:pPr>
+              <w:spacing w:after="40"/>
+            </w:pPr>
+            <w:r/>
+            <w:r>
+              <w:rPr>
+                <w:rFonts w:ascii="Arial" w:hAnsi="Arial" w:eastAsia="Arial"/>
+                <w:b w:val="0"/>
+                <w:i w:val="0"/>
+                <w:sz w:val="18"/>
+              </w:rPr>
+              <w:t>création → moteur d’intention → modèle et réponse → intentions et phrases → entités, dictionnaires et flux → entraînement → Bot Test → amélioration</w:t>
+            </w:r>
+          </w:p>
+        </w:tc>
+      </w:tr>
+    </w:tbl>
+    <w:p/>
+    <w:p>
+      <w:r>
+        <w:rPr>
+          <w:rFonts w:ascii="Arial" w:hAnsi="Arial" w:eastAsia="Arial"/>
+          <w:b w:val="0"/>
+          <w:i w:val="0"/>
+          <w:sz w:val="21"/>
+        </w:rPr>
+        <w:t xml:space="preserve">Choisissez un parcours puis </w:t>
+      </w:r>
+      <w:r>
+        <w:rPr>
+          <w:rFonts w:ascii="Arial" w:hAnsi="Arial" w:eastAsia="Arial"/>
+          <w:b/>
+          <w:i w:val="0"/>
+          <w:sz w:val="21"/>
+        </w:rPr>
+        <w:t>Commencer</w:t>
+      </w:r>
+      <w:r>
+        <w:rPr>
+          <w:rFonts w:ascii="Arial" w:hAnsi="Arial" w:eastAsia="Arial"/>
+          <w:b w:val="0"/>
+          <w:i w:val="0"/>
+          <w:sz w:val="21"/>
+        </w:rPr>
+        <w:t xml:space="preserve">. Utilisez </w:t>
+      </w:r>
+      <w:r>
+        <w:rPr>
+          <w:rFonts w:ascii="Arial" w:hAnsi="Arial" w:eastAsia="Arial"/>
+          <w:b/>
+          <w:i w:val="0"/>
+          <w:sz w:val="21"/>
+        </w:rPr>
+        <w:t>Précédent</w:t>
+      </w:r>
+      <w:r>
+        <w:rPr>
+          <w:rFonts w:ascii="Arial" w:hAnsi="Arial" w:eastAsia="Arial"/>
+          <w:b w:val="0"/>
+          <w:i w:val="0"/>
+          <w:sz w:val="21"/>
+        </w:rPr>
+        <w:t xml:space="preserve">, </w:t>
+      </w:r>
+      <w:r>
+        <w:rPr>
+          <w:rFonts w:ascii="Arial" w:hAnsi="Arial" w:eastAsia="Arial"/>
+          <w:b/>
+          <w:i w:val="0"/>
+          <w:sz w:val="21"/>
+        </w:rPr>
+        <w:t>Suivant</w:t>
+      </w:r>
+      <w:r>
+        <w:rPr>
+          <w:rFonts w:ascii="Arial" w:hAnsi="Arial" w:eastAsia="Arial"/>
+          <w:b w:val="0"/>
+          <w:i w:val="0"/>
+          <w:sz w:val="21"/>
+        </w:rPr>
+        <w:t xml:space="preserve"> ou le numéro d’étape. </w:t>
+      </w:r>
+      <w:r>
+        <w:rPr>
+          <w:rFonts w:ascii="Arial" w:hAnsi="Arial" w:eastAsia="Arial"/>
+          <w:b/>
+          <w:i w:val="0"/>
+          <w:sz w:val="21"/>
+        </w:rPr>
+        <w:t>Voir un autre parcours</w:t>
+      </w:r>
+      <w:r>
+        <w:rPr>
+          <w:rFonts w:ascii="Arial" w:hAnsi="Arial" w:eastAsia="Arial"/>
+          <w:b w:val="0"/>
+          <w:i w:val="0"/>
+          <w:sz w:val="21"/>
+        </w:rPr>
+        <w:t xml:space="preserve"> permet de changer. À la dernière étape, </w:t>
+      </w:r>
+      <w:r>
+        <w:rPr>
+          <w:rFonts w:ascii="Arial" w:hAnsi="Arial" w:eastAsia="Arial"/>
+          <w:b/>
+          <w:i w:val="0"/>
+          <w:sz w:val="21"/>
+        </w:rPr>
+        <w:t>Terminer</w:t>
+      </w:r>
+      <w:r>
+        <w:rPr>
+          <w:rFonts w:ascii="Arial" w:hAnsi="Arial" w:eastAsia="Arial"/>
+          <w:b w:val="0"/>
+          <w:i w:val="0"/>
+          <w:sz w:val="21"/>
+        </w:rPr>
+        <w:t xml:space="preserve"> ouvre la liste des bots ou la création d’un bot. Le masquage au démarrage est enregistré uniquement dans le navigateur courant; le guide reste accessible depuis l’aide.</w:t>
+      </w:r>
+    </w:p>
+    <w:p>
+      <w:pPr>
+        <w:pStyle w:val="Heading1"/>
+      </w:pPr>
+      <w:r>
+        <w:rPr>
+          <w:rFonts w:ascii="Arial" w:hAnsi="Arial" w:eastAsia="Arial"/>
+          <w:b/>
+          <w:i w:val="0"/>
+          <w:sz w:val="21"/>
+        </w:rPr>
         <w:t>Document suivant</w:t>
       </w:r>
     </w:p>
@@ -1948,9 +2822,11 @@
       <w:r>
         <w:rPr>
           <w:rFonts w:ascii="Arial" w:hAnsi="Arial" w:eastAsia="Arial"/>
+          <w:b w:val="0"/>
+          <w:i w:val="0"/>
           <w:sz w:val="21"/>
         </w:rPr>
-        <w:t>[Voir tous les manuels CGA](../README.md)</w:t>
+        <w:t>Voir tous les manuels CGA</w:t>
       </w:r>
     </w:p>
     <w:p>
@@ -1961,9 +2837,11 @@
       <w:r>
         <w:rPr>
           <w:rFonts w:ascii="Arial" w:hAnsi="Arial" w:eastAsia="Arial"/>
+          <w:b w:val="0"/>
+          <w:i w:val="0"/>
           <w:sz w:val="21"/>
         </w:rPr>
-        <w:t>[Manuel d'utilisation CGA](../cga-user-manual/README.md)</w:t>
+        <w:t>Manuel d'utilisation CGA</w:t>
       </w:r>
     </w:p>
     <w:p>
@@ -1974,9 +2852,11 @@
       <w:r>
         <w:rPr>
           <w:rFonts w:ascii="Arial" w:hAnsi="Arial" w:eastAsia="Arial"/>
+          <w:b w:val="0"/>
+          <w:i w:val="0"/>
           <w:sz w:val="21"/>
         </w:rPr>
-        <w:t>[Guide d'utilisation CGA NLU](../cga-nlu-guide/README.md)</w:t>
+        <w:t>Guide d'utilisation CGA NLU</w:t>
       </w:r>
     </w:p>
     <w:sectPr>
